--- a/en/wisdom-stories/bedouin-whose-camel-was-stolen.docx
+++ b/en/wisdom-stories/bedouin-whose-camel-was-stolen.docx
@@ -4,148 +4,81 @@
   <w:body>
     <w:p>
       <w:pPr>
-        <w:spacing w:before="0" w:after="60"/>
-        <w:jc w:val="left"/>
+        <w:pStyle w:val="Title"/>
       </w:pPr>
       <w:r>
-        <w:rPr>
-          <w:rFonts w:ascii="Arial" w:hAnsi="Arial" w:eastAsia="Arial"/>
-          <w:i w:val="0"/>
-          <w:color w:val="000000"/>
-          <w:sz w:val="52"/>
-        </w:rPr>
-        <w:t>The story of the Bedouin whose camel was stolen</w:t>
+        <w:t>The Bedouin and the Stolen Camel</w:t>
+      </w:r>
+    </w:p>
+    <w:p>
+      <w:pPr/>
+      <w:r>
+        <w:t>A Bedouin riding through the desert came across a man who could barely stand, his lips parched with thirst. The man begged for water. The Bedouin dismounted and gave him a drink. As soon as he had finished, the stranger shoved the Bedouin aside, climbed onto the camel, and rode away.</w:t>
       </w:r>
     </w:p>
     <w:p>
       <w:pPr>
-        <w:jc w:val="left"/>
+        <w:spacing w:after="80"/>
       </w:pPr>
       <w:r>
-        <w:rPr>
-          <w:rFonts w:ascii="Arial" w:hAnsi="Arial" w:eastAsia="Arial"/>
-          <w:i w:val="0"/>
-          <w:color w:val="000000"/>
-          <w:sz w:val="22"/>
-        </w:rPr>
-        <w:t>A Bedouin walking in the desert with his camel came across a man who was barely standing, his lips parched with thirst. The man begged the Bedouin for water to drink. The Bedouin got off his camel and gave him water. The man drank the water, then suddenly pushed the Bedouin away, mounted the camel, and started to run away.</w:t>
+        <w:t>Realizing that he could not recover his camel, the Bedouin shouted after the thief:</w:t>
       </w:r>
     </w:p>
     <w:p>
       <w:pPr>
-        <w:jc w:val="left"/>
+        <w:spacing w:after="80"/>
       </w:pPr>
       <w:r>
-        <w:rPr>
-          <w:rFonts w:ascii="Arial" w:hAnsi="Arial" w:eastAsia="Arial"/>
-          <w:i w:val="0"/>
-          <w:color w:val="000000"/>
-          <w:sz w:val="22"/>
-        </w:rPr>
-        <w:t>When the Bedouin realized that he could do nothing to save his camel, he shouted after the thief:</w:t>
+        <w:t>“Take the camel! It’s yours. But never tell anyone what happened here.”</w:t>
       </w:r>
     </w:p>
     <w:p>
       <w:pPr>
-        <w:jc w:val="left"/>
+        <w:spacing w:after="80"/>
       </w:pPr>
       <w:r>
-        <w:rPr>
-          <w:rFonts w:ascii="Arial" w:hAnsi="Arial" w:eastAsia="Arial"/>
-          <w:i w:val="0"/>
-          <w:color w:val="000000"/>
-          <w:sz w:val="22"/>
-        </w:rPr>
-        <w:t>— Take the camel, it is yours. But never tell anyone about this story.</w:t>
+        <w:t>Puzzled by this request, the thief stopped, looked back, and asked why.</w:t>
       </w:r>
     </w:p>
     <w:p>
       <w:pPr>
-        <w:jc w:val="left"/>
+        <w:keepNext/>
       </w:pPr>
       <w:r>
-        <w:rPr>
-          <w:rFonts w:ascii="Arial" w:hAnsi="Arial" w:eastAsia="Arial"/>
-          <w:i w:val="0"/>
-          <w:color w:val="000000"/>
-          <w:sz w:val="22"/>
-        </w:rPr>
-        <w:t>Surprised by the Bedouin's strange request, the thief stopped for a moment, looked back, and asked why.</w:t>
+        <w:t>“If you tell anyone, the story will spread,” the Bedouin replied. “Then people may stop helping strangers in need.”</w:t>
       </w:r>
     </w:p>
     <w:p>
       <w:pPr>
-        <w:jc w:val="left"/>
+        <w:keepNext/>
+        <w:keepLines/>
+        <w:spacing w:before="160"/>
       </w:pPr>
       <w:r>
         <w:rPr>
-          <w:rFonts w:ascii="Arial" w:hAnsi="Arial" w:eastAsia="Arial"/>
-          <w:i w:val="0"/>
-          <w:color w:val="000000"/>
-          <w:sz w:val="22"/>
+          <w:b/>
         </w:rPr>
-        <w:t>— If you tell, this story will spread everywhere, and no one will ever help the needy people he meets again, — the Bedouin replied.</w:t>
+        <w:t>Moral:</w:t>
+      </w:r>
+      <w:r>
+        <w:t xml:space="preserve"> Sometimes a person bears a loss quietly to protect others’ faith in human kindness. One story of betrayal can discourage countless acts of generosity.</w:t>
       </w:r>
     </w:p>
     <w:p>
       <w:pPr>
-        <w:pStyle w:val="Moral"/>
-        <w:keepNext/>
-        <w:keepLines/>
-        <w:widowControl/>
-        <w:spacing w:before="240" w:after="180" w:line="283" w:lineRule="auto"/>
-        <w:ind w:left="240" w:right="240"/>
-        <w:jc w:val="left"/>
-        <w:pBdr>
-          <w:top w:val="single" w:sz="8" w:space="7" w:color="E8D59A"/>
-          <w:left w:val="single" w:sz="32" w:space="11" w:color="C6A23A"/>
-          <w:bottom w:val="single" w:sz="8" w:space="7" w:color="E8D59A"/>
-          <w:right w:val="single" w:sz="8" w:space="11" w:color="E8D59A"/>
-        </w:pBdr>
-        <w:shd w:val="clear" w:color="auto" w:fill="FFF8E1"/>
+        <w:spacing w:after="80"/>
       </w:pPr>
       <w:r>
         <w:rPr>
-          <w:rFonts w:ascii="Arial" w:hAnsi="Arial" w:eastAsia="Arial" w:cs="Arial"/>
-          <w:b/>
-          <w:i w:val="0"/>
-          <w:color w:val="9A7417"/>
-          <w:sz w:val="22"/>
+          <w:i/>
+          <w:sz w:val="18"/>
         </w:rPr>
-        <w:t xml:space="preserve">Moral: </w:t>
-      </w:r>
-      <w:r>
-        <w:rPr>
-          <w:rFonts w:ascii="Arial" w:hAnsi="Arial" w:eastAsia="Arial" w:cs="Arial"/>
-          <w:b w:val="0"/>
-          <w:i w:val="0"/>
-          <w:color w:val="3F3826"/>
-          <w:sz w:val="22"/>
-        </w:rPr>
-        <w:t>Sometimes hiding your own harm is to protect the faith of others in the goodness of others. One bad news can close the door to thousands of good things.</w:t>
-      </w:r>
-    </w:p>
-    <w:p>
-      <w:pPr>
-        <w:keepLines/>
-        <w:widowControl/>
-        <w:spacing w:before="60" w:after="0" w:line="240" w:lineRule="auto"/>
-        <w:jc w:val="right"/>
-      </w:pPr>
-      <w:r>
-        <w:rPr>
-          <w:rFonts w:ascii="Arial" w:hAnsi="Arial" w:eastAsia="Arial" w:cs="Arial"/>
-          <w:b w:val="0"/>
-          <w:i/>
-          <w:color w:val="8A7950"/>
-          <w:sz w:val="17"/>
-        </w:rPr>
-        <w:t>The story was obtained from open Internet sources.</w:t>
+        <w:t>Source: Publicly available internet sources.</w:t>
       </w:r>
     </w:p>
     <w:sectPr>
       <w:pgSz w:w="12240" w:h="15840"/>
-      <w:pgMar w:top="1440" w:right="1440" w:bottom="1440" w:left="1440" w:header="708" w:footer="708" w:gutter="0"/>
+      <w:pgMar w:top="1080" w:right="1224" w:bottom="1080" w:left="1224" w:header="720" w:footer="720" w:gutter="0"/>
       <w:cols w:space="720"/>
       <w:docGrid w:linePitch="360"/>
     </w:sectPr>
@@ -517,12 +450,14 @@
     <w:qFormat/>
     <w:rsid w:val="00FC693F"/>
     <w:pPr>
-      <w:spacing w:before="0" w:after="160" w:line="276" w:lineRule="auto"/>
+      <w:widowControl/>
+      <w:spacing w:after="120" w:line="259" w:lineRule="auto"/>
     </w:pPr>
     <w:rPr>
-      <w:rFonts w:ascii="Arial" w:hAnsi="Arial" w:eastAsia="Arial"/>
+      <w:rFonts w:ascii="Arial" w:hAnsi="Arial"/>
       <w:color w:val="000000"/>
       <w:sz w:val="22"/>
+      <w:lang w:val="en-US"/>
     </w:rPr>
   </w:style>
   <w:style w:type="paragraph" w:styleId="Header">
@@ -866,18 +801,17 @@
     <w:qFormat/>
     <w:rsid w:val="00FC693F"/>
     <w:pPr>
-      <w:pBdr>
-        <w:bottom w:val="single" w:sz="8" w:space="4" w:color="4F81BD" w:themeColor="accent1"/>
-      </w:pBdr>
-      <w:spacing w:after="300" w:line="240" w:lineRule="auto"/>
+      <w:keepNext/>
+      <w:spacing w:after="280" w:line="240" w:lineRule="auto"/>
       <w:contextualSpacing/>
     </w:pPr>
     <w:rPr>
-      <w:rFonts w:asciiTheme="majorHAnsi" w:eastAsiaTheme="majorEastAsia" w:hAnsiTheme="majorHAnsi" w:cstheme="majorBidi"/>
-      <w:color w:val="17365D" w:themeColor="text2" w:themeShade="BF"/>
+      <w:rFonts w:asciiTheme="majorHAnsi" w:eastAsiaTheme="majorEastAsia" w:hAnsiTheme="majorHAnsi" w:cstheme="majorBidi" w:ascii="Arial" w:hAnsi="Arial"/>
+      <w:b/>
+      <w:color w:val="000000"/>
       <w:spacing w:val="5"/>
       <w:kern w:val="28"/>
-      <w:sz w:val="52"/>
+      <w:sz w:val="34"/>
       <w:szCs w:val="52"/>
     </w:rPr>
   </w:style>
@@ -1353,9 +1287,6 @@
     <w:qFormat/>
     <w:rsid w:val="00FC693F"/>
     <w:pPr>
-      <w:pBdr>
-        <w:bottom w:val="single" w:sz="4" w:space="4" w:color="4F81BD" w:themeColor="accent1"/>
-      </w:pBdr>
       <w:spacing w:before="200" w:after="280"/>
       <w:ind w:left="936" w:right="936"/>
     </w:pPr>
@@ -12206,18 +12137,6 @@
         <w:shd w:val="clear" w:color="auto" w:fill="FBCAA2" w:themeFill="accent6" w:themeFillTint="7F"/>
       </w:tcPr>
     </w:tblStylePr>
-  </w:style>
-  <w:style w:type="paragraph" w:customStyle="1" w:styleId="Moral">
-    <w:name w:val="Moral"/>
-    <w:basedOn w:val="Normal"/>
-    <w:pPr>
-      <w:spacing w:before="160" w:after="0" w:line="276" w:lineRule="auto"/>
-    </w:pPr>
-    <w:rPr>
-      <w:rFonts w:ascii="Arial" w:hAnsi="Arial" w:eastAsia="Arial"/>
-      <w:i/>
-      <w:sz w:val="22"/>
-    </w:rPr>
   </w:style>
 </w:styles>
 </file>

--- a/en/wisdom-stories/bedouin-whose-camel-was-stolen.docx
+++ b/en/wisdom-stories/bedouin-whose-camel-was-stolen.docx
@@ -45,7 +45,7 @@
         <w:keepNext/>
       </w:pPr>
       <w:r>
-        <w:t>“If you tell anyone, the story will spread,” the Bedouin replied. “Then people may stop helping strangers in need.”</w:t>
+        <w:t>“If you tell anyone, the story will spread,” the Bedouin replied. “Then no one will ever again help the needy people they meet.”</w:t>
       </w:r>
     </w:p>
     <w:p>
@@ -58,11 +58,9 @@
         <w:rPr>
           <w:b/>
         </w:rPr>
-        <w:t>Moral:</w:t>
+        <w:t>Moral: Sometimes a person hides what happened to him to protect others’ faith in human kindness. One piece of bad news can close the doors of thousands of good deeds.</w:t>
       </w:r>
-      <w:r>
-        <w:t xml:space="preserve"> Sometimes a person bears a loss quietly to protect others’ faith in human kindness. One story of betrayal can discourage countless acts of generosity.</w:t>
-      </w:r>
+      <w:r/>
     </w:p>
     <w:p>
       <w:pPr>
@@ -73,7 +71,7 @@
           <w:i/>
           <w:sz w:val="18"/>
         </w:rPr>
-        <w:t>Source: Publicly available internet sources.</w:t>
+        <w:t>Stories are taken from open Internet sources; illustrations were created with AI.</w:t>
       </w:r>
     </w:p>
     <w:sectPr>
